--- a/新建 Microsoft Word 文档.docx
+++ b/新建 Microsoft Word 文档.docx
@@ -12,34 +12,473 @@
         <w:rPr>
           <w:rFonts w:hint="eastAsia"/>
         </w:rPr>
+        <w:t xml:space="preserve">0531 </w:t>
+      </w:r>
+      <w:r>
+        <w:rPr>
+          <w:rFonts w:hint="eastAsia"/>
+        </w:rPr>
         <w:t>CSS变量、函数</w:t>
       </w:r>
     </w:p>
+    <w:p>
+      <w:pPr>
+        <w:rPr>
+          <w:rFonts w:hint="eastAsia"/>
+        </w:rPr>
+      </w:pPr>
+    </w:p>
+    <w:p>
+      <w:pPr>
+        <w:rPr>
+          <w:rFonts w:hint="eastAsia"/>
+        </w:rPr>
+      </w:pPr>
+      <w:r>
+        <w:rPr>
+          <w:rFonts w:hint="eastAsia"/>
+        </w:rPr>
+        <w:t>选择器 {</w:t>
+      </w:r>
+    </w:p>
+    <w:p>
+      <w:pPr>
+        <w:rPr>
+          <w:rFonts w:hint="eastAsia"/>
+        </w:rPr>
+      </w:pPr>
+      <w:r>
+        <w:rPr>
+          <w:rFonts w:hint="eastAsia"/>
+        </w:rPr>
+        <w:t xml:space="preserve">     key：value</w:t>
+      </w:r>
+    </w:p>
+    <w:p>
+      <w:pPr>
+        <w:rPr>
+          <w:rFonts w:hint="eastAsia"/>
+        </w:rPr>
+      </w:pPr>
+      <w:r>
+        <w:rPr>
+          <w:rFonts w:hint="eastAsia"/>
+        </w:rPr>
+        <w:t>}</w:t>
+      </w:r>
+    </w:p>
+    <w:p>
+      <w:pPr>
+        <w:rPr>
+          <w:rFonts w:hint="eastAsia"/>
+        </w:rPr>
+      </w:pPr>
+    </w:p>
+    <w:p>
+      <w:pPr>
+        <w:rPr>
+          <w:rFonts w:hint="eastAsia"/>
+        </w:rPr>
+      </w:pPr>
+      <w:r>
+        <w:rPr>
+          <w:rFonts w:hint="eastAsia"/>
+        </w:rPr>
+        <w:t>自定义变量格式：--开头</w:t>
+      </w:r>
+    </w:p>
+    <w:p>
+      <w:pPr>
+        <w:rPr>
+          <w:rFonts w:hint="eastAsia"/>
+        </w:rPr>
+      </w:pPr>
+    </w:p>
+    <w:p>
+      <w:pPr>
+        <w:rPr>
+          <w:rFonts w:hint="eastAsia"/>
+        </w:rPr>
+      </w:pPr>
+    </w:p>
+    <w:p>
+      <w:pPr>
+        <w:rPr>
+          <w:rFonts w:hint="eastAsia"/>
+        </w:rPr>
+      </w:pPr>
+      <w:r>
+        <w:rPr>
+          <w:rFonts w:hint="eastAsia"/>
+        </w:rPr>
+        <w:t>权重</w:t>
+      </w:r>
+    </w:p>
+    <w:p>
+      <w:pPr>
+        <w:rPr>
+          <w:rFonts w:hint="eastAsia"/>
+        </w:rPr>
+      </w:pPr>
+      <w:r>
+        <w:rPr>
+          <w:rFonts w:hint="eastAsia"/>
+        </w:rPr>
+        <w:t>重要性：important</w:t>
+      </w:r>
+    </w:p>
+    <w:p>
+      <w:pPr>
+        <w:rPr>
+          <w:rFonts w:hint="eastAsia"/>
+        </w:rPr>
+      </w:pPr>
+      <w:r>
+        <w:rPr>
+          <w:rFonts w:hint="eastAsia"/>
+        </w:rPr>
+        <w:t>顺序</w:t>
+      </w:r>
+    </w:p>
+    <w:p>
+      <w:pPr>
+        <w:rPr>
+          <w:rFonts w:hint="eastAsia"/>
+        </w:rPr>
+      </w:pPr>
+    </w:p>
+    <w:p>
+      <w:r>
+        <w:rPr>
+          <w:rFonts w:hint="eastAsia"/>
+        </w:rPr>
+        <w:t>Sass：需要编译</w:t>
+      </w:r>
+    </w:p>
     <w:p/>
     <w:p>
-      <w:pPr>
-        <w:rPr>
-          <w:rFonts w:hint="eastAsia"/>
-        </w:rPr>
-      </w:pPr>
-      <w:r>
-        <w:rPr>
-          <w:rFonts w:hint="eastAsia"/>
-        </w:rPr>
-        <w:t>选择器 {</w:t>
-      </w:r>
-    </w:p>
-    <w:p>
-      <w:pPr>
-        <w:rPr>
-          <w:rFonts w:hint="eastAsia"/>
-        </w:rPr>
-      </w:pPr>
-      <w:r>
-        <w:rPr>
-          <w:rFonts w:hint="eastAsia"/>
-        </w:rPr>
-        <w:t xml:space="preserve">     key：value</w:t>
+      <w:r>
+        <w:t>前端全站知识点之CSS变量及主题切换讲解</w:t>
+      </w:r>
+    </w:p>
+    <w:p>
+      <w:r>
+        <w:t>本次课程围绕前端全站知识点展开，重点讲解 CSS 变量定义、使用及通过 JS 实现主题切换功能。</w:t>
+      </w:r>
+    </w:p>
+    <w:p>
+      <w:pPr>
+        <w:numPr>
+          <w:ilvl w:val="0"/>
+          <w:numId w:val="1"/>
+        </w:numPr>
+      </w:pPr>
+      <w:r>
+        <w:rPr>
+          <w:b/>
+          <w:bCs/>
+        </w:rPr>
+        <w:t>学习安排</w:t>
+      </w:r>
+      <w:r>
+        <w:t>：从 0 到 1 依次学习前端、后端及数据库知识点，不懂的重点讲，以主题方式推进并将代码推到 GitHub。</w:t>
+      </w:r>
+    </w:p>
+    <w:p>
+      <w:pPr>
+        <w:numPr>
+          <w:ilvl w:val="0"/>
+          <w:numId w:val="1"/>
+        </w:numPr>
+      </w:pPr>
+      <w:r>
+        <w:rPr>
+          <w:b/>
+          <w:bCs/>
+        </w:rPr>
+        <w:t>CSS 变量概念</w:t>
+      </w:r>
+      <w:r>
+        <w:t>：类似 LESS 和 Sass，可自定义属性，使网站风格更统一，有全局和局部作用域。</w:t>
+      </w:r>
+    </w:p>
+    <w:p>
+      <w:pPr>
+        <w:numPr>
+          <w:ilvl w:val="0"/>
+          <w:numId w:val="1"/>
+        </w:numPr>
+      </w:pPr>
+      <w:r>
+        <w:rPr>
+          <w:b/>
+          <w:bCs/>
+        </w:rPr>
+        <w:t>CSS 变量定义</w:t>
+      </w:r>
+      <w:r>
+        <w:t>：在:root选择器中定义，变量名以两个横杠开头，后跟值 ，如--BG-color: white; 。</w:t>
+      </w:r>
+    </w:p>
+    <w:p>
+      <w:pPr>
+        <w:numPr>
+          <w:ilvl w:val="0"/>
+          <w:numId w:val="1"/>
+        </w:numPr>
+      </w:pPr>
+      <w:r>
+        <w:rPr>
+          <w:b/>
+          <w:bCs/>
+        </w:rPr>
+        <w:t>CSS 变量使用</w:t>
+      </w:r>
+      <w:r>
+        <w:t>：使用var()函数，在选择器中取值，如html { color: var(--Text-color); } 。</w:t>
+      </w:r>
+    </w:p>
+    <w:p>
+      <w:pPr>
+        <w:numPr>
+          <w:ilvl w:val="0"/>
+          <w:numId w:val="1"/>
+        </w:numPr>
+      </w:pPr>
+      <w:r>
+        <w:rPr>
+          <w:b/>
+          <w:bCs/>
+        </w:rPr>
+        <w:t>主题切换实现思路</w:t>
+      </w:r>
+      <w:r>
+        <w:t>：</w:t>
+      </w:r>
+    </w:p>
+    <w:p>
+      <w:pPr>
+        <w:numPr>
+          <w:ilvl w:val="1"/>
+          <w:numId w:val="1"/>
+        </w:numPr>
+      </w:pPr>
+      <w:r>
+        <w:rPr>
+          <w:b/>
+          <w:bCs/>
+        </w:rPr>
+        <w:t>模式设定</w:t>
+      </w:r>
+      <w:r>
+        <w:t>：设定白天、黑夜两种模式，对应不同颜色变量。</w:t>
+      </w:r>
+    </w:p>
+    <w:p>
+      <w:pPr>
+        <w:numPr>
+          <w:ilvl w:val="1"/>
+          <w:numId w:val="1"/>
+        </w:numPr>
+      </w:pPr>
+      <w:r>
+        <w:rPr>
+          <w:b/>
+          <w:bCs/>
+        </w:rPr>
+        <w:t>操作方式</w:t>
+      </w:r>
+      <w:r>
+        <w:t>：通过 JavaScript 操作 HTML 元素的 class，利用 CSS 层叠性切换主题。</w:t>
+      </w:r>
+    </w:p>
+    <w:p>
+      <w:pPr>
+        <w:numPr>
+          <w:ilvl w:val="1"/>
+          <w:numId w:val="1"/>
+        </w:numPr>
+      </w:pPr>
+      <w:r>
+        <w:rPr>
+          <w:b/>
+          <w:bCs/>
+        </w:rPr>
+        <w:t>具体代码</w:t>
+      </w:r>
+      <w:r>
+        <w:t>：用</w:t>
+      </w:r>
+      <w:proofErr w:type="spellStart"/>
+      <w:r>
+        <w:t>document.documentElement</w:t>
+      </w:r>
+      <w:proofErr w:type="spellEnd"/>
+      <w:r>
+        <w:t>表示 HTML 根节点，使用toggle()方法添加或移除类。</w:t>
+      </w:r>
+    </w:p>
+    <w:p/>
+    <w:p/>
+    <w:p/>
+    <w:p/>
+    <w:p>
+      <w:r>
+        <w:rPr>
+          <w:rFonts w:hint="eastAsia"/>
+        </w:rPr>
+        <w:t>CSS函数</w:t>
+      </w:r>
+    </w:p>
+    <w:p>
+      <w:r>
+        <w:rPr>
+          <w:rFonts w:hint="eastAsia"/>
+        </w:rPr>
+        <w:t>Var(--XX, #000000)</w:t>
+      </w:r>
+    </w:p>
+    <w:p>
+      <w:r>
+        <w:rPr>
+          <w:rFonts w:hint="eastAsia"/>
+        </w:rPr>
+        <w:t>Calc(100vw-300px)</w:t>
+      </w:r>
+    </w:p>
+    <w:p>
+      <w:r>
+        <w:rPr>
+          <w:rFonts w:hint="eastAsia"/>
+        </w:rPr>
+        <w:t>Min()</w:t>
+      </w:r>
+    </w:p>
+    <w:p>
+      <w:r>
+        <w:rPr>
+          <w:rFonts w:hint="eastAsia"/>
+        </w:rPr>
+        <w:t>Max()</w:t>
+      </w:r>
+    </w:p>
+    <w:p>
+      <w:r>
+        <w:rPr>
+          <w:rFonts w:hint="eastAsia"/>
+        </w:rPr>
+        <w:t>Clamp(最小值，理想值，最大值)</w:t>
+      </w:r>
+      <w:r>
+        <w:rPr>
+          <w:rFonts w:hint="eastAsia"/>
+        </w:rPr>
+        <w:t>：</w:t>
+      </w:r>
+      <w:r>
+        <w:t xml:space="preserve">font-size: </w:t>
+      </w:r>
+      <w:r>
+        <w:rPr>
+          <w:b/>
+          <w:bCs/>
+        </w:rPr>
+        <w:t>clamp</w:t>
+      </w:r>
+      <w:r>
+        <w:t>(16px, 2vw, 30px);</w:t>
+      </w:r>
+    </w:p>
+    <w:p/>
+    <w:p/>
+    <w:p>
+      <w:r>
+        <w:rPr>
+          <w:rFonts w:hint="eastAsia"/>
+        </w:rPr>
+        <w:lastRenderedPageBreak/>
+        <w:t>构建工具（webpack</w:t>
+      </w:r>
+      <w:r>
+        <w:rPr>
+          <w:rFonts w:hint="eastAsia"/>
+        </w:rPr>
+        <w:t xml:space="preserve"> </w:t>
+      </w:r>
+      <w:proofErr w:type="spellStart"/>
+      <w:r>
+        <w:rPr>
+          <w:rFonts w:hint="eastAsia"/>
+        </w:rPr>
+        <w:t>vite</w:t>
+      </w:r>
+      <w:proofErr w:type="spellEnd"/>
+      <w:r>
+        <w:rPr>
+          <w:rFonts w:hint="eastAsia"/>
+        </w:rPr>
+        <w:t>）</w:t>
+      </w:r>
+    </w:p>
+    <w:p>
+      <w:r>
+        <w:rPr>
+          <w:rFonts w:hint="eastAsia"/>
+        </w:rPr>
+        <w:t>复用样式：</w:t>
+      </w:r>
+    </w:p>
+    <w:p>
+      <w:pPr>
+        <w:rPr>
+          <w:rFonts w:hint="eastAsia"/>
+        </w:rPr>
+      </w:pPr>
+      <w:r>
+        <w:rPr>
+          <w:rFonts w:hint="eastAsia"/>
+        </w:rPr>
+        <w:t>.</w:t>
+      </w:r>
+      <w:proofErr w:type="spellStart"/>
+      <w:r>
+        <w:rPr>
+          <w:rFonts w:hint="eastAsia"/>
+        </w:rPr>
+        <w:t>baseStyle</w:t>
+      </w:r>
+      <w:proofErr w:type="spellEnd"/>
+      <w:r>
+        <w:rPr>
+          <w:rFonts w:hint="eastAsia"/>
+        </w:rPr>
+        <w:t>{</w:t>
+      </w:r>
+    </w:p>
+    <w:p>
+      <w:pPr>
+        <w:rPr>
+          <w:rFonts w:hint="eastAsia"/>
+        </w:rPr>
+      </w:pPr>
+      <w:r>
+        <w:rPr>
+          <w:rFonts w:hint="eastAsia"/>
+        </w:rPr>
+        <w:t xml:space="preserve">    width:</w:t>
+      </w:r>
+    </w:p>
+    <w:p>
+      <w:pPr>
+        <w:rPr>
+          <w:rFonts w:hint="eastAsia"/>
+        </w:rPr>
+      </w:pPr>
+      <w:r>
+        <w:rPr>
+          <w:rFonts w:hint="eastAsia"/>
+        </w:rPr>
+        <w:t xml:space="preserve">    height:</w:t>
       </w:r>
     </w:p>
     <w:p>
@@ -50,65 +489,192 @@
         <w:t>}</w:t>
       </w:r>
     </w:p>
+    <w:p>
+      <w:pPr>
+        <w:rPr>
+          <w:rFonts w:hint="eastAsia"/>
+        </w:rPr>
+      </w:pPr>
+      <w:r>
+        <w:rPr>
+          <w:rFonts w:hint="eastAsia"/>
+        </w:rPr>
+        <w:t>.</w:t>
+      </w:r>
+      <w:proofErr w:type="spellStart"/>
+      <w:r>
+        <w:rPr>
+          <w:rFonts w:hint="eastAsia"/>
+        </w:rPr>
+        <w:t>primaryButton</w:t>
+      </w:r>
+      <w:proofErr w:type="spellEnd"/>
+      <w:r>
+        <w:rPr>
+          <w:rFonts w:hint="eastAsia"/>
+        </w:rPr>
+        <w:t>{</w:t>
+      </w:r>
+    </w:p>
+    <w:p>
+      <w:pPr>
+        <w:rPr>
+          <w:rFonts w:hint="eastAsia"/>
+        </w:rPr>
+      </w:pPr>
+      <w:r>
+        <w:rPr>
+          <w:rFonts w:hint="eastAsia"/>
+        </w:rPr>
+        <w:t xml:space="preserve">    composes: </w:t>
+      </w:r>
+      <w:proofErr w:type="spellStart"/>
+      <w:r>
+        <w:rPr>
+          <w:rFonts w:hint="eastAsia"/>
+        </w:rPr>
+        <w:t>baseStyle</w:t>
+      </w:r>
+      <w:proofErr w:type="spellEnd"/>
+      <w:r>
+        <w:rPr>
+          <w:rFonts w:hint="eastAsia"/>
+        </w:rPr>
+        <w:t xml:space="preserve"> </w:t>
+      </w:r>
+      <w:r>
+        <w:rPr>
+          <w:rFonts w:hint="eastAsia"/>
+        </w:rPr>
+        <w:t>baseStyle</w:t>
+      </w:r>
+      <w:r>
+        <w:rPr>
+          <w:rFonts w:hint="eastAsia"/>
+        </w:rPr>
+        <w:t xml:space="preserve">1 </w:t>
+      </w:r>
+      <w:r>
+        <w:rPr>
+          <w:rFonts w:hint="eastAsia"/>
+        </w:rPr>
+        <w:t>baseStyle</w:t>
+      </w:r>
+      <w:r>
+        <w:rPr>
+          <w:rFonts w:hint="eastAsia"/>
+        </w:rPr>
+        <w:t>2</w:t>
+      </w:r>
+    </w:p>
+    <w:p>
+      <w:pPr>
+        <w:rPr>
+          <w:rFonts w:hint="eastAsia"/>
+        </w:rPr>
+      </w:pPr>
+      <w:r>
+        <w:rPr>
+          <w:rFonts w:hint="eastAsia"/>
+        </w:rPr>
+        <w:t xml:space="preserve">    </w:t>
+      </w:r>
+      <w:proofErr w:type="spellStart"/>
+      <w:r>
+        <w:rPr>
+          <w:rFonts w:hint="eastAsia"/>
+        </w:rPr>
+        <w:t>color:XXX</w:t>
+      </w:r>
+      <w:proofErr w:type="spellEnd"/>
+    </w:p>
+    <w:p>
+      <w:r>
+        <w:rPr>
+          <w:rFonts w:hint="eastAsia"/>
+        </w:rPr>
+        <w:t>}</w:t>
+      </w:r>
+    </w:p>
     <w:p/>
-    <w:p>
-      <w:pPr>
-        <w:rPr>
-          <w:rFonts w:hint="eastAsia"/>
-        </w:rPr>
-      </w:pPr>
-      <w:r>
-        <w:rPr>
-          <w:rFonts w:hint="eastAsia"/>
-        </w:rPr>
-        <w:t>自定义变量格式：--开头</w:t>
-      </w:r>
-    </w:p>
     <w:p/>
     <w:p>
-      <w:pPr>
-        <w:rPr>
-          <w:rFonts w:hint="eastAsia"/>
-        </w:rPr>
-      </w:pPr>
-    </w:p>
-    <w:p>
-      <w:r>
-        <w:rPr>
-          <w:rFonts w:hint="eastAsia"/>
-        </w:rPr>
-        <w:t>权重</w:t>
-      </w:r>
-    </w:p>
-    <w:p>
-      <w:r>
-        <w:rPr>
-          <w:rFonts w:hint="eastAsia"/>
-        </w:rPr>
-        <w:t>重要性：important</w:t>
-      </w:r>
-    </w:p>
-    <w:p>
-      <w:r>
-        <w:rPr>
-          <w:rFonts w:hint="eastAsia"/>
-        </w:rPr>
-        <w:t>顺序</w:t>
+      <w:r>
+        <w:rPr>
+          <w:rFonts w:hint="eastAsia"/>
+        </w:rPr>
+        <w:t xml:space="preserve">CSS: </w:t>
+      </w:r>
+      <w:r>
+        <w:t>Cascading</w:t>
+      </w:r>
+      <w:r>
+        <w:rPr>
+          <w:rFonts w:hint="eastAsia"/>
+        </w:rPr>
+        <w:t>(层叠性)</w:t>
+      </w:r>
+      <w:r>
+        <w:t xml:space="preserve"> Style Sheets</w:t>
       </w:r>
     </w:p>
     <w:p/>
-    <w:p>
-      <w:pPr>
-        <w:rPr>
-          <w:rFonts w:hint="eastAsia"/>
-        </w:rPr>
-      </w:pPr>
-      <w:r>
-        <w:rPr>
-          <w:rFonts w:hint="eastAsia"/>
-        </w:rPr>
-        <w:t>Sass：需要编译</w:t>
-      </w:r>
+    <w:p/>
+    <w:p/>
+    <w:p/>
+    <w:p/>
+    <w:p>
+      <w:r>
+        <w:rPr>
+          <w:rFonts w:hint="eastAsia"/>
+        </w:rPr>
+        <w:t>作业：</w:t>
+      </w:r>
+      <w:proofErr w:type="spellStart"/>
+      <w:r>
+        <w:rPr>
+          <w:rFonts w:hint="eastAsia"/>
+        </w:rPr>
+        <w:t>Classlist</w:t>
+      </w:r>
+      <w:proofErr w:type="spellEnd"/>
+      <w:r>
+        <w:rPr>
+          <w:rFonts w:hint="eastAsia"/>
+        </w:rPr>
+        <w:t>的返回，伪数组，使用</w:t>
+      </w:r>
+      <w:proofErr w:type="spellStart"/>
+      <w:r>
+        <w:rPr>
+          <w:rFonts w:hint="eastAsia"/>
+        </w:rPr>
+        <w:t>Array.from</w:t>
+      </w:r>
+      <w:proofErr w:type="spellEnd"/>
+      <w:r>
+        <w:rPr>
+          <w:rFonts w:hint="eastAsia"/>
+        </w:rPr>
+        <w:t>转换</w:t>
+      </w:r>
+    </w:p>
+    <w:p>
+      <w:pPr>
+        <w:rPr>
+          <w:rFonts w:hint="eastAsia"/>
+        </w:rPr>
+      </w:pPr>
+      <w:r>
+        <w:t>课后作业： selector 选择器</w:t>
+      </w:r>
+    </w:p>
+    <w:p>
+      <w:pPr>
+        <w:rPr>
+          <w:rFonts w:hint="eastAsia"/>
+        </w:rPr>
+      </w:pPr>
     </w:p>
     <w:sectPr>
       <w:pgSz w:w="11906" w:h="16838"/>
@@ -176,6 +742,163 @@
     </w:p>
   </w:footnote>
 </w:footnotes>
+</file>
+
+<file path=word/numbering.xml><?xml version="1.0" encoding="utf-8"?>
+<w:numbering xmlns:wpc="http://schemas.microsoft.com/office/word/2010/wordprocessingCanvas" xmlns:cx="http://schemas.microsoft.com/office/drawing/2014/chartex" xmlns:cx1="http://schemas.microsoft.com/office/drawing/2015/9/8/chartex" xmlns:cx2="http://schemas.microsoft.com/office/drawing/2015/10/21/chartex" xmlns:cx3="http://schemas.microsoft.com/office/drawing/2016/5/9/chartex" xmlns:cx4="http://schemas.microsoft.com/office/drawing/2016/5/10/chartex" xmlns:cx5="http://schemas.microsoft.com/office/drawing/2016/5/11/chartex" xmlns:cx6="http://schemas.microsoft.com/office/drawing/2016/5/12/chartex" xmlns:cx7="http://schemas.microsoft.com/office/drawing/2016/5/13/chartex" xmlns:cx8="http://schemas.microsoft.com/office/drawing/2016/5/14/chartex" xmlns:mc="http://schemas.openxmlformats.org/markup-compatibility/2006" xmlns:aink="http://schemas.microsoft.com/office/drawing/2016/ink" xmlns:am3d="http://schemas.microsoft.com/office/drawing/2017/model3d" xmlns:o="urn:schemas-microsoft-com:office:office" xmlns:oel="http://schemas.microsoft.com/office/2019/extlst" xmlns:r="http://schemas.openxmlformats.org/officeDocument/2006/relationships" xmlns:m="http://schemas.openxmlformats.org/officeDocument/2006/math" xmlns:v="urn:schemas-microsoft-com:vml" xmlns:wp14="http://schemas.microsoft.com/office/word/2010/wordprocessingDrawing" xmlns:wp="http://schemas.openxmlformats.org/drawingml/2006/wordprocessingDrawing" xmlns:w10="urn:schemas-microsoft-com:office:word" xmlns:w="http://schemas.openxmlformats.org/wordprocessingml/2006/main" xmlns:w14="http://schemas.microsoft.com/office/word/2010/wordml" xmlns:w15="http://schemas.microsoft.com/office/word/2012/wordml" xmlns:w16cex="http://schemas.microsoft.com/office/word/2018/wordml/cex" xmlns:w16cid="http://schemas.microsoft.com/office/word/2016/wordml/cid" xmlns:w16="http://schemas.microsoft.com/office/word/2018/wordml" xmlns:w16du="http://schemas.microsoft.com/office/word/2023/wordml/word16du" xmlns:w16sdtdh="http://schemas.microsoft.com/office/word/2020/wordml/sdtdatahash" xmlns:w16sdtfl="http://schemas.microsoft.com/office/word/2024/wordml/sdtformatlock" xmlns:w16se="http://schemas.microsoft.com/office/word/2015/wordml/symex" xmlns:wpg="http://schemas.microsoft.com/office/word/2010/wordprocessingGroup" xmlns:wpi="http://schemas.microsoft.com/office/word/2010/wordprocessingInk" xmlns:wne="http://schemas.microsoft.com/office/word/2006/wordml" xmlns:wps="http://schemas.microsoft.com/office/word/2010/wordprocessingShape" mc:Ignorable="w14 w15 w16se w16cid w16 w16cex w16sdtdh w16sdtfl w16du wp14">
+  <w:abstractNum w:abstractNumId="0" w15:restartNumberingAfterBreak="0">
+    <w:nsid w:val="40FD6C15"/>
+    <w:multiLevelType w:val="multilevel"/>
+    <w:tmpl w:val="3F003246"/>
+    <w:lvl w:ilvl="0">
+      <w:start w:val="1"/>
+      <w:numFmt w:val="bullet"/>
+      <w:lvlText w:val=""/>
+      <w:lvlJc w:val="left"/>
+      <w:pPr>
+        <w:tabs>
+          <w:tab w:val="num" w:pos="720"/>
+        </w:tabs>
+        <w:ind w:left="720" w:hanging="360"/>
+      </w:pPr>
+      <w:rPr>
+        <w:rFonts w:ascii="Symbol" w:hAnsi="Symbol" w:hint="default"/>
+        <w:sz w:val="20"/>
+      </w:rPr>
+    </w:lvl>
+    <w:lvl w:ilvl="1">
+      <w:start w:val="1"/>
+      <w:numFmt w:val="bullet"/>
+      <w:lvlText w:val="o"/>
+      <w:lvlJc w:val="left"/>
+      <w:pPr>
+        <w:tabs>
+          <w:tab w:val="num" w:pos="1440"/>
+        </w:tabs>
+        <w:ind w:left="1440" w:hanging="360"/>
+      </w:pPr>
+      <w:rPr>
+        <w:rFonts w:ascii="Courier New" w:hAnsi="Courier New" w:hint="default"/>
+        <w:sz w:val="20"/>
+      </w:rPr>
+    </w:lvl>
+    <w:lvl w:ilvl="2" w:tentative="1">
+      <w:start w:val="1"/>
+      <w:numFmt w:val="bullet"/>
+      <w:lvlText w:val=""/>
+      <w:lvlJc w:val="left"/>
+      <w:pPr>
+        <w:tabs>
+          <w:tab w:val="num" w:pos="2160"/>
+        </w:tabs>
+        <w:ind w:left="2160" w:hanging="360"/>
+      </w:pPr>
+      <w:rPr>
+        <w:rFonts w:ascii="Wingdings" w:hAnsi="Wingdings" w:hint="default"/>
+        <w:sz w:val="20"/>
+      </w:rPr>
+    </w:lvl>
+    <w:lvl w:ilvl="3" w:tentative="1">
+      <w:start w:val="1"/>
+      <w:numFmt w:val="bullet"/>
+      <w:lvlText w:val=""/>
+      <w:lvlJc w:val="left"/>
+      <w:pPr>
+        <w:tabs>
+          <w:tab w:val="num" w:pos="2880"/>
+        </w:tabs>
+        <w:ind w:left="2880" w:hanging="360"/>
+      </w:pPr>
+      <w:rPr>
+        <w:rFonts w:ascii="Wingdings" w:hAnsi="Wingdings" w:hint="default"/>
+        <w:sz w:val="20"/>
+      </w:rPr>
+    </w:lvl>
+    <w:lvl w:ilvl="4" w:tentative="1">
+      <w:start w:val="1"/>
+      <w:numFmt w:val="bullet"/>
+      <w:lvlText w:val=""/>
+      <w:lvlJc w:val="left"/>
+      <w:pPr>
+        <w:tabs>
+          <w:tab w:val="num" w:pos="3600"/>
+        </w:tabs>
+        <w:ind w:left="3600" w:hanging="360"/>
+      </w:pPr>
+      <w:rPr>
+        <w:rFonts w:ascii="Wingdings" w:hAnsi="Wingdings" w:hint="default"/>
+        <w:sz w:val="20"/>
+      </w:rPr>
+    </w:lvl>
+    <w:lvl w:ilvl="5" w:tentative="1">
+      <w:start w:val="1"/>
+      <w:numFmt w:val="bullet"/>
+      <w:lvlText w:val=""/>
+      <w:lvlJc w:val="left"/>
+      <w:pPr>
+        <w:tabs>
+          <w:tab w:val="num" w:pos="4320"/>
+        </w:tabs>
+        <w:ind w:left="4320" w:hanging="360"/>
+      </w:pPr>
+      <w:rPr>
+        <w:rFonts w:ascii="Wingdings" w:hAnsi="Wingdings" w:hint="default"/>
+        <w:sz w:val="20"/>
+      </w:rPr>
+    </w:lvl>
+    <w:lvl w:ilvl="6" w:tentative="1">
+      <w:start w:val="1"/>
+      <w:numFmt w:val="bullet"/>
+      <w:lvlText w:val=""/>
+      <w:lvlJc w:val="left"/>
+      <w:pPr>
+        <w:tabs>
+          <w:tab w:val="num" w:pos="5040"/>
+        </w:tabs>
+        <w:ind w:left="5040" w:hanging="360"/>
+      </w:pPr>
+      <w:rPr>
+        <w:rFonts w:ascii="Wingdings" w:hAnsi="Wingdings" w:hint="default"/>
+        <w:sz w:val="20"/>
+      </w:rPr>
+    </w:lvl>
+    <w:lvl w:ilvl="7" w:tentative="1">
+      <w:start w:val="1"/>
+      <w:numFmt w:val="bullet"/>
+      <w:lvlText w:val=""/>
+      <w:lvlJc w:val="left"/>
+      <w:pPr>
+        <w:tabs>
+          <w:tab w:val="num" w:pos="5760"/>
+        </w:tabs>
+        <w:ind w:left="5760" w:hanging="360"/>
+      </w:pPr>
+      <w:rPr>
+        <w:rFonts w:ascii="Wingdings" w:hAnsi="Wingdings" w:hint="default"/>
+        <w:sz w:val="20"/>
+      </w:rPr>
+    </w:lvl>
+    <w:lvl w:ilvl="8" w:tentative="1">
+      <w:start w:val="1"/>
+      <w:numFmt w:val="bullet"/>
+      <w:lvlText w:val=""/>
+      <w:lvlJc w:val="left"/>
+      <w:pPr>
+        <w:tabs>
+          <w:tab w:val="num" w:pos="6480"/>
+        </w:tabs>
+        <w:ind w:left="6480" w:hanging="360"/>
+      </w:pPr>
+      <w:rPr>
+        <w:rFonts w:ascii="Wingdings" w:hAnsi="Wingdings" w:hint="default"/>
+        <w:sz w:val="20"/>
+      </w:rPr>
+    </w:lvl>
+  </w:abstractNum>
+  <w:num w:numId="1" w16cid:durableId="209346741">
+    <w:abstractNumId w:val="0"/>
+  </w:num>
+</w:numbering>
 </file>
 
 <file path=word/styles.xml><?xml version="1.0" encoding="utf-8"?>
@@ -781,7 +1504,6 @@
   <w:style w:type="character" w:default="1" w:styleId="a0">
     <w:name w:val="Default Paragraph Font"/>
     <w:uiPriority w:val="1"/>
-    <w:semiHidden/>
     <w:unhideWhenUsed/>
   </w:style>
   <w:style w:type="table" w:default="1" w:styleId="a1">
